--- a/docs/Input Mask 10.24.17.docx
+++ b/docs/Input Mask 10.24.17.docx
@@ -4336,6 +4336,29 @@
         <w:spacing w:after="60"/>
       </w:pPr>
       <w:r>
+        <w:t xml:space="preserve">With Show Mask true, the stored value contains the mask characters of the places that are not filled. When the user deletes everything, the empty mask (for example </w:t>
+      </w:r>
+      <w:r>
+        <w:rPr>
+          <w:rFonts w:ascii="Consolas" w:cs="Consolas" w:eastAsia="Consolas" w:hAnsi="Consolas"/>
+          <w:color w:val="C7254E"/>
+        </w:rPr>
+        <w:t xml:space="preserve">+91 _____ _____</w:t>
+      </w:r>
+      <w:r>
+        <w:t xml:space="preserve">) is stored, not an empty value.</w:t>
+      </w:r>
+    </w:p>
+    <w:p>
+      <w:pPr>
+        <w:pStyle w:val="ListParagraph"/>
+        <w:numPr>
+          <w:ilvl w:val="0"/>
+          <w:numId w:val="2"/>
+        </w:numPr>
+        <w:spacing w:after="60"/>
+      </w:pPr>
+      <w:r>
         <w:t xml:space="preserve">Web only; not available in native mobile apps.</w:t>
       </w:r>
     </w:p>
@@ -4344,7 +4367,7 @@
         <w:pStyle w:val="Heading1"/>
       </w:pPr>
       <w:r>
-        <w:t xml:space="preserve">10. Support and version history</w:t>
+        <w:t xml:space="preserve">10. Known bugs</w:t>
       </w:r>
     </w:p>
     <w:p>
@@ -4352,14 +4375,22 @@
         <w:spacing w:after="120"/>
       </w:pPr>
       <w:r>
-        <w:t xml:space="preserve">Report issues, suggestions and feature requests on GitHub:</w:t>
+        <w:t xml:space="preserve">None.</w:t>
       </w:r>
     </w:p>
     <w:p>
       <w:pPr>
         <w:spacing w:after="120"/>
       </w:pPr>
-      <w:hyperlink w:history="1" r:id="rIdze8pebd5g3foscjpv6pdv">
+      <w:r>
+        <w:t xml:space="preserve">Please report bugs at:</w:t>
+      </w:r>
+    </w:p>
+    <w:p>
+      <w:pPr>
+        <w:spacing w:after="120"/>
+      </w:pPr>
+      <w:hyperlink w:history="1" r:id="rIdhkuohjussd_qrjbzyb_mw">
         <w:r>
           <w:rPr>
             <w:rStyle w:val="Hyperlink"/>
@@ -4370,9 +4401,38 @@
     </w:p>
     <w:p>
       <w:pPr>
+        <w:pStyle w:val="Heading1"/>
+      </w:pPr>
+      <w:r>
+        <w:t xml:space="preserve">11. Support and version history</w:t>
+      </w:r>
+    </w:p>
+    <w:p>
+      <w:pPr>
         <w:spacing w:after="120"/>
       </w:pPr>
       <w:r>
+        <w:t xml:space="preserve">Report issues, suggestions and feature requests on GitHub:</w:t>
+      </w:r>
+    </w:p>
+    <w:p>
+      <w:pPr>
+        <w:spacing w:after="120"/>
+      </w:pPr>
+      <w:hyperlink w:history="1" r:id="rId-sg27wld53hepl0xmklem">
+        <w:r>
+          <w:rPr>
+            <w:rStyle w:val="Hyperlink"/>
+          </w:rPr>
+          <w:t xml:space="preserve">https://github.com/bharathidas/InputMask/issues</w:t>
+        </w:r>
+      </w:hyperlink>
+    </w:p>
+    <w:p>
+      <w:pPr>
+        <w:spacing w:after="120"/>
+      </w:pPr>
+      <w:r>
         <w:t xml:space="preserve">Source code and all releases:</w:t>
       </w:r>
     </w:p>
@@ -4380,7 +4440,7 @@
       <w:pPr>
         <w:spacing w:after="120"/>
       </w:pPr>
-      <w:hyperlink w:history="1" r:id="rId0b2hekclpsonglza8zrf8">
+      <w:hyperlink w:history="1" r:id="rId7eer597st0hdobhovm_wa">
         <w:r>
           <w:rPr>
             <w:rStyle w:val="Hyperlink"/>
